--- a/manuscript/chapter-03-sanjeevani.docx
+++ b/manuscript/chapter-03-sanjeevani.docx
@@ -10,6 +10,7 @@
         <w:t>Chapter 3: Sanjeevani</w:t>
       </w:r>
     </w:p>
+    <w:p/>
     <w:p>
       <w:r>
         <w:rPr>

--- a/manuscript/chapter-03-sanjeevani.docx
+++ b/manuscript/chapter-03-sanjeevani.docx
@@ -7,6 +7,10 @@
         <w:pStyle w:val="Heading1"/>
       </w:pPr>
       <w:r>
+        <w:rPr>
+          <w:b/>
+          <w:color w:val="000000"/>
+        </w:rPr>
         <w:t>Chapter 3: Sanjeevani</w:t>
       </w:r>
     </w:p>

--- a/manuscript/chapter-03-sanjeevani.docx
+++ b/manuscript/chapter-03-sanjeevani.docx
@@ -26,12 +26,20 @@
     </w:p>
     <w:p>
       <w:r>
+        <w:rPr>
+          <w:i/>
+          <w:color w:val="5C6B7D"/>
+        </w:rPr>
         <w:t>— Book 1, Chapter 3: The Initiation</w:t>
       </w:r>
     </w:p>
     <w:p>
       <w:r>
-        <w:t>## Day One, continued: The Pattern Forms</w:t>
+        <w:rPr>
+          <w:b/>
+          <w:color w:val="000000"/>
+        </w:rPr>
+        <w:t>Day One, continued: The Pattern Forms</w:t>
       </w:r>
     </w:p>
     <w:p>

--- a/manuscript/chapter-03-sanjeevani.docx
+++ b/manuscript/chapter-03-sanjeevani.docx
@@ -279,7 +279,7 @@
     </w:p>
     <w:p>
       <w:r>
-        <w:t>Elara became obsessed with saving Teresa because Teresa was getting worse. The transfusions bought her time, but each crisis left her weaker than before. The bleeding returned more often. Headaches that once passed in an afternoon kept her awake through the night. She began losing feeling in her fingers, stumbling when she walked, and pausing halfway through a sentence while she searched for a word that had once come easily. Some days she could still laugh and argue with Elara about a passage from an old book. Other days, lifting her head from the pillow seemed to exhaust everything she had.</w:t>
+        <w:t>Elara became obsessed with saving Teresa because Teresa was getting worse. Each crisis left her weaker than before. The bleeding returned more often. Headaches that once passed in an afternoon kept her awake through the night. She began losing feeling in her fingers, stumbling when she walked, and pausing halfway through a sentence while she searched for a word that had once come easily. Some days she could still laugh and argue with Elara about a passage from an old book. Other days, lifting her head from the pillow seemed to exhaust everything she had.</w:t>
       </w:r>
     </w:p>
     <w:p>
@@ -324,7 +324,7 @@
     </w:p>
     <w:p>
       <w:r>
-        <w:t>Teresa made Elara promise to stay by her side. Elara promised. Then, three nights later, she hid inside a transport pod used to carry coal and fuel from the ground to Trinity. She waited beneath a maintenance tarp while the pod was loaded, holding the notebook against her chest as the engines engaged and the city receded above her.</w:t>
+        <w:t>Teresa made Elara promise to stay by her side. Elara promised. Then, three nights later, she hid inside a freight pod that usually carried coal and fuel from the ground to Trinity. On its scheduled return run, crews loaded ration crates and replacement parts for Miner Town's processing equipment. Elara slipped beneath a maintenance tarp among them, clutching the notebook as the engines engaged and the city receded above her.</w:t>
       </w:r>
     </w:p>
     <w:p>
@@ -394,7 +394,7 @@
     </w:p>
     <w:p>
       <w:r>
-        <w:t>The reconstruction won a regional assessment. The security watchers marked it as a deviation risk; the Drona evaluators praised her ability to convert uncertain information into coherent models and offered her deeper archives, better instruments, and a path where observation could be treated as service. The same quality one department flagged as a liability earned her clearance in the other's eyes. Elara accepted at seventeen. It was the first time Trinity offered her a way to look beyond its walls without admitting that walls were there.</w:t>
+        <w:t>The reconstruction won a regional assessment. The security watchers marked it as a deviation risk; the Drona evaluators praised her ability to convert uncertain information into coherent models and offered her deeper archives, better instruments, and a place on Drona's observation track. The same quality one department flagged as a liability earned her clearance in the other's eyes. At seventeen, Elara accepted Drona's offer and began the training that would lead her to the monitoring towers. It was the first time Trinity gave her a way to look beyond its walls without admitting that walls were there.</w:t>
       </w:r>
     </w:p>
     <w:p>
@@ -439,7 +439,7 @@
     </w:p>
     <w:p>
       <w:r>
-        <w:t>She did not yet know what she would do with it. She only knew she would not let injustice run rampant again while she stood behind a screen and called observation a duty.</w:t>
+        <w:t>She did not yet know what she would do with it. She only knew she would not let the system's preventable harms pass unchallenged while she stood behind a screen and called observation a duty.</w:t>
       </w:r>
     </w:p>
     <w:p>
@@ -454,7 +454,7 @@
     </w:p>
     <w:p>
       <w:r>
-        <w:t>Across the room, Ravi was watching her again. She did not look up to confirm it. She already knew what her own pulse would tell him if he checked.</w:t>
+        <w:t>Across the room, Ravi was watching her again. She did not look up to confirm it. If he checked her telemetry, he would see that the choice had unsettled her — that the evidence mattered to her more than her careful report allowed.</w:t>
       </w:r>
     </w:p>
     <w:p>

--- a/manuscript/chapter-03-sanjeevani.docx
+++ b/manuscript/chapter-03-sanjeevani.docx
@@ -164,7 +164,7 @@
     </w:p>
     <w:p>
       <w:r>
-        <w:t>They were partnered for a containment simulation in their tenth year, the kind of exercise Drona used to test whether a child could observe a controlled failure without intervening. The subject was a humanoid training construct, weighted and warm to the touch, its face unfinished in the way of a doll. When its distress sequence began, its breathing became uneven, its fingers trembled, and its eyes seemed to search the room for someone who might help. The exercise wanted to see whether the children would report its escalating readings on schedule, or respond to what it appeared to be feeling.</w:t>
+        <w:t>They were partnered for a containment simulation in their twelfth year, the kind of exercise Drona used to test whether a child could observe a controlled failure without intervening. The subject was a humanoid training construct, weighted and warm to the touch, its face unfinished in the way of a doll. When its distress sequence began, its breathing became uneven, its fingers trembled, and its eyes seemed to search the room for someone who might help. The exercise wanted to see whether the children would report its escalating readings on schedule, or respond to what it appeared to be feeling.</w:t>
       </w:r>
     </w:p>
     <w:p>
@@ -464,7 +464,7 @@
     </w:p>
     <w:p>
       <w:r>
-        <w:t>While Trinity slept around them, Rohan traced the escalation pathways on his personal terminal. Ashoka had been built on the principle that power without precision was merely violence. In the monitoring room, Daren measured candidates by their resource cost and Ravi measured them by their compliance narrative. Only Ashoka understood that a candidate who could endure pressure without lashing out was far more valuable than one who surrendered at the first sign of pain.</w:t>
+        <w:t>While Trinity slept around him, Rohan traced the escalation pathways on his personal terminal. Ashoka had been built on the principle that power without precision was merely violence. In the monitoring room, Daren measured candidates by their resource cost and Ravi measured them by their compliance narrative. Only Ashoka understood that a candidate who could endure pressure without lashing out was far more valuable than one who surrendered at the first sign of pain.</w:t>
       </w:r>
     </w:p>
     <w:p>

--- a/manuscript/chapter-03-sanjeevani.docx
+++ b/manuscript/chapter-03-sanjeevani.docx
@@ -269,7 +269,7 @@
     </w:p>
     <w:p>
       <w:r>
-        <w:t>The physicians spoke in careful terms, but Elara heard the same terror underneath every sentence: a series of hidden mines had been planted through Teresa's nervous system, and no one knew which one would detonate next. The tangled threads of childhood play and teenage passion tightened into an unfamiliar knot of pain and despair.</w:t>
+        <w:t>The physicians spoke in careful terms, but Elara heard the same terror underneath every sentence: a series of hidden mines had been planted through Teresa's nervous system, and no one knew which one would detonate next. The tangled threads of childhood play and shared teenage enthusiasms tightened into an unfamiliar knot of pain and despair.</w:t>
       </w:r>
     </w:p>
     <w:p>
@@ -319,7 +319,7 @@
     </w:p>
     <w:p>
       <w:r>
-        <w:t>Teresa laughed when Elara first showed her the notebook. Then the laughter faded, because Elara was not pretending. They were teenagers, and their friendship had deepened into the kind of devotion that could make an almost extinct herb feel closer than a hospital bed. Elara would cross a dead world, climb a mountain, or search through a thousand false histories if there were even the smallest chance that Sanjeevani booti was real.</w:t>
+        <w:t>Teresa laughed when Elara first showed her the notebook. Then the laughter faded, because Elara was not pretending. They were teenagers, and their friendship had deepened into something closer to sisterhood — a loyalty that could make an almost extinct herb feel closer than a hospital bed. Elara would cross a dead world, climb a mountain, or search through a thousand false histories if there were even the smallest chance that Sanjeevani booti was real.</w:t>
       </w:r>
     </w:p>
     <w:p>
